--- a/appendix_b2c_human_centered_ecosystem.docx
+++ b/appendix_b2c_human_centered_ecosystem.docx
@@ -109,7 +109,7 @@
           <w:color w:val="000000"/>
           <w:sz w:val="24"/>
         </w:rPr>
-        <w:t>713</w:t>
+        <w:t>711</w:t>
       </w:r>
     </w:p>
     <w:p>
@@ -655,7 +655,7 @@
           <w:color w:val="000000"/>
           <w:sz w:val="24"/>
         </w:rPr>
-        <w:t>714</w:t>
+        <w:t>712</w:t>
       </w:r>
     </w:p>
     <w:p>
@@ -675,7 +675,7 @@
           <w:color w:val="000080"/>
           <w:sz w:val="24"/>
         </w:rPr>
-        <w:t>Table 5.197.</w:t>
+        <w:t>Table 5.183.</w:t>
       </w:r>
       <w:r>
         <w:rPr>
@@ -2556,7 +2556,7 @@
           <w:color w:val="000000"/>
           <w:sz w:val="24"/>
         </w:rPr>
-        <w:t>715</w:t>
+        <w:t>713</w:t>
       </w:r>
     </w:p>
     <w:tbl>
@@ -2857,7 +2857,7 @@
           <w:color w:val="000080"/>
           <w:sz w:val="24"/>
         </w:rPr>
-        <w:t>Figure 5.32.</w:t>
+        <w:t>Figure 5.29.</w:t>
       </w:r>
       <w:r>
         <w:rPr>
@@ -3144,7 +3144,7 @@
           <w:color w:val="000000"/>
           <w:sz w:val="24"/>
         </w:rPr>
-        <w:t>716</w:t>
+        <w:t>714</w:t>
       </w:r>
     </w:p>
     <w:p>
@@ -3164,7 +3164,7 @@
           <w:color w:val="000080"/>
           <w:sz w:val="24"/>
         </w:rPr>
-        <w:t>Table 5.198.</w:t>
+        <w:t>Table 5.184.</w:t>
       </w:r>
       <w:r>
         <w:rPr>
@@ -5055,7 +5055,7 @@
           <w:color w:val="000000"/>
           <w:sz w:val="24"/>
         </w:rPr>
-        <w:t>717</w:t>
+        <w:t>715</w:t>
       </w:r>
     </w:p>
     <w:p>
@@ -5075,7 +5075,7 @@
           <w:color w:val="000080"/>
           <w:sz w:val="24"/>
         </w:rPr>
-        <w:t>Table 5.199.</w:t>
+        <w:t>Table 5.185.</w:t>
       </w:r>
       <w:r>
         <w:rPr>
@@ -6709,7 +6709,7 @@
           <w:color w:val="000000"/>
           <w:sz w:val="24"/>
         </w:rPr>
-        <w:t>718</w:t>
+        <w:t>716</w:t>
       </w:r>
     </w:p>
     <w:p>
@@ -6729,7 +6729,7 @@
           <w:color w:val="000080"/>
           <w:sz w:val="24"/>
         </w:rPr>
-        <w:t>Table 5.200.</w:t>
+        <w:t>Table 5.186.</w:t>
       </w:r>
       <w:r>
         <w:rPr>
@@ -8004,7 +8004,7 @@
           <w:color w:val="000000"/>
           <w:sz w:val="24"/>
         </w:rPr>
-        <w:t>719</w:t>
+        <w:t>717</w:t>
       </w:r>
     </w:p>
     <w:p>
@@ -8024,7 +8024,7 @@
           <w:color w:val="000080"/>
           <w:sz w:val="24"/>
         </w:rPr>
-        <w:t>Table 5.201.</w:t>
+        <w:t>Table 5.187.</w:t>
       </w:r>
       <w:r>
         <w:rPr>
@@ -9701,7 +9701,7 @@
           <w:color w:val="000000"/>
           <w:sz w:val="24"/>
         </w:rPr>
-        <w:t>720</w:t>
+        <w:t>718</w:t>
       </w:r>
     </w:p>
     <w:p>
@@ -9721,7 +9721,7 @@
           <w:color w:val="000080"/>
           <w:sz w:val="24"/>
         </w:rPr>
-        <w:t>Table 5.202.</w:t>
+        <w:t>Table 5.188.</w:t>
       </w:r>
       <w:r>
         <w:rPr>
@@ -11719,7 +11719,7 @@
           <w:color w:val="000000"/>
           <w:sz w:val="24"/>
         </w:rPr>
-        <w:t>721</w:t>
+        <w:t>719</w:t>
       </w:r>
     </w:p>
     <w:p>
@@ -11739,7 +11739,7 @@
           <w:color w:val="000080"/>
           <w:sz w:val="24"/>
         </w:rPr>
-        <w:t>Table 5.203.</w:t>
+        <w:t>Table 5.189.</w:t>
       </w:r>
       <w:r>
         <w:rPr>
@@ -13356,7 +13356,7 @@
           <w:color w:val="000000"/>
           <w:sz w:val="24"/>
         </w:rPr>
-        <w:t>722</w:t>
+        <w:t>720</w:t>
       </w:r>
     </w:p>
     <w:p>
@@ -13376,7 +13376,7 @@
           <w:color w:val="000080"/>
           <w:sz w:val="24"/>
         </w:rPr>
-        <w:t>Table 5.204.</w:t>
+        <w:t>Table 5.190.</w:t>
       </w:r>
       <w:r>
         <w:rPr>
@@ -15027,7 +15027,7 @@
           <w:color w:val="000000"/>
           <w:sz w:val="24"/>
         </w:rPr>
-        <w:t>723</w:t>
+        <w:t>721</w:t>
       </w:r>
     </w:p>
     <w:p>
@@ -15047,7 +15047,7 @@
           <w:color w:val="000080"/>
           <w:sz w:val="24"/>
         </w:rPr>
-        <w:t>Table 5.205.</w:t>
+        <w:t>Table 5.191.</w:t>
       </w:r>
       <w:r>
         <w:rPr>
@@ -16493,7 +16493,7 @@
           <w:color w:val="000000"/>
           <w:sz w:val="24"/>
         </w:rPr>
-        <w:t>724</w:t>
+        <w:t>722</w:t>
       </w:r>
     </w:p>
     <w:p>
@@ -16513,7 +16513,7 @@
           <w:color w:val="000080"/>
           <w:sz w:val="24"/>
         </w:rPr>
-        <w:t>Table 5.206.</w:t>
+        <w:t>Table 5.192.</w:t>
       </w:r>
       <w:r>
         <w:rPr>
@@ -18185,7 +18185,7 @@
           <w:color w:val="000000"/>
           <w:sz w:val="24"/>
         </w:rPr>
-        <w:t>725</w:t>
+        <w:t>723</w:t>
       </w:r>
     </w:p>
     <w:p>
